--- a/klagomål/S 3321-2022 FSC-klagomål.docx
+++ b/klagomål/S 3321-2022 FSC-klagomål.docx
@@ -746,7 +746,7 @@
     <w:r>
       <w:tab/>
       <w:tab/>
-      <w:t>2026-07-13</w:t>
+      <w:t>2026-07-14</w:t>
       <w:br/>
       <w:br/>
     </w:r>

--- a/klagomål/S 3321-2022 FSC-klagomål.docx
+++ b/klagomål/S 3321-2022 FSC-klagomål.docx
@@ -746,7 +746,7 @@
     <w:r>
       <w:tab/>
       <w:tab/>
-      <w:t>2026-07-14</w:t>
+      <w:t>2026-07-15</w:t>
       <w:br/>
       <w:br/>
     </w:r>

--- a/klagomål/S 3321-2022 FSC-klagomål.docx
+++ b/klagomål/S 3321-2022 FSC-klagomål.docx
@@ -746,7 +746,7 @@
     <w:r>
       <w:tab/>
       <w:tab/>
-      <w:t>2026-07-15</w:t>
+      <w:t>2026-07-16</w:t>
       <w:br/>
       <w:br/>
     </w:r>

--- a/klagomål/S 3321-2022 FSC-klagomål.docx
+++ b/klagomål/S 3321-2022 FSC-klagomål.docx
@@ -746,7 +746,7 @@
     <w:r>
       <w:tab/>
       <w:tab/>
-      <w:t>2026-07-16</w:t>
+      <w:t>2026-07-17</w:t>
       <w:br/>
       <w:br/>
     </w:r>

--- a/klagomål/S 3321-2022 FSC-klagomål.docx
+++ b/klagomål/S 3321-2022 FSC-klagomål.docx
@@ -746,7 +746,7 @@
     <w:r>
       <w:tab/>
       <w:tab/>
-      <w:t>2026-07-17</w:t>
+      <w:t>2026-07-18</w:t>
       <w:br/>
       <w:br/>
     </w:r>

--- a/klagomål/S 3321-2022 FSC-klagomål.docx
+++ b/klagomål/S 3321-2022 FSC-klagomål.docx
@@ -746,7 +746,7 @@
     <w:r>
       <w:tab/>
       <w:tab/>
-      <w:t>2026-07-18</w:t>
+      <w:t>2026-07-19</w:t>
       <w:br/>
       <w:br/>
     </w:r>

--- a/klagomål/S 3321-2022 FSC-klagomål.docx
+++ b/klagomål/S 3321-2022 FSC-klagomål.docx
@@ -746,7 +746,7 @@
     <w:r>
       <w:tab/>
       <w:tab/>
-      <w:t>2026-07-19</w:t>
+      <w:t>2026-07-20</w:t>
       <w:br/>
       <w:br/>
     </w:r>

--- a/klagomål/S 3321-2022 FSC-klagomål.docx
+++ b/klagomål/S 3321-2022 FSC-klagomål.docx
@@ -746,7 +746,7 @@
     <w:r>
       <w:tab/>
       <w:tab/>
-      <w:t>2026-07-20</w:t>
+      <w:t>2026-07-21</w:t>
       <w:br/>
       <w:br/>
     </w:r>

--- a/klagomål/S 3321-2022 FSC-klagomål.docx
+++ b/klagomål/S 3321-2022 FSC-klagomål.docx
@@ -746,7 +746,7 @@
     <w:r>
       <w:tab/>
       <w:tab/>
-      <w:t>2026-07-21</w:t>
+      <w:t>2026-07-22</w:t>
       <w:br/>
       <w:br/>
     </w:r>

--- a/klagomål/S 3321-2022 FSC-klagomål.docx
+++ b/klagomål/S 3321-2022 FSC-klagomål.docx
@@ -746,7 +746,7 @@
     <w:r>
       <w:tab/>
       <w:tab/>
-      <w:t>2026-07-22</w:t>
+      <w:t>2026-07-23</w:t>
       <w:br/>
       <w:br/>
     </w:r>

--- a/klagomål/S 3321-2022 FSC-klagomål.docx
+++ b/klagomål/S 3321-2022 FSC-klagomål.docx
@@ -746,7 +746,7 @@
     <w:r>
       <w:tab/>
       <w:tab/>
-      <w:t>2026-07-23</w:t>
+      <w:t>2026-07-24</w:t>
       <w:br/>
       <w:br/>
     </w:r>

--- a/klagomål/S 3321-2022 FSC-klagomål.docx
+++ b/klagomål/S 3321-2022 FSC-klagomål.docx
@@ -746,7 +746,7 @@
     <w:r>
       <w:tab/>
       <w:tab/>
-      <w:t>2026-07-24</w:t>
+      <w:t>2026-07-25</w:t>
       <w:br/>
       <w:br/>
     </w:r>

--- a/klagomål/S 3321-2022 FSC-klagomål.docx
+++ b/klagomål/S 3321-2022 FSC-klagomål.docx
@@ -746,7 +746,7 @@
     <w:r>
       <w:tab/>
       <w:tab/>
-      <w:t>2026-07-25</w:t>
+      <w:t>2026-07-26</w:t>
       <w:br/>
       <w:br/>
     </w:r>

--- a/klagomål/S 3321-2022 FSC-klagomål.docx
+++ b/klagomål/S 3321-2022 FSC-klagomål.docx
@@ -746,7 +746,7 @@
     <w:r>
       <w:tab/>
       <w:tab/>
-      <w:t>2026-07-26</w:t>
+      <w:t>2026-07-27</w:t>
       <w:br/>
       <w:br/>
     </w:r>

--- a/klagomål/S 3321-2022 FSC-klagomål.docx
+++ b/klagomål/S 3321-2022 FSC-klagomål.docx
@@ -746,7 +746,7 @@
     <w:r>
       <w:tab/>
       <w:tab/>
-      <w:t>2026-07-27</w:t>
+      <w:t>2026-07-28</w:t>
       <w:br/>
       <w:br/>
     </w:r>

--- a/klagomål/S 3321-2022 FSC-klagomål.docx
+++ b/klagomål/S 3321-2022 FSC-klagomål.docx
@@ -746,7 +746,7 @@
     <w:r>
       <w:tab/>
       <w:tab/>
-      <w:t>2026-07-28</w:t>
+      <w:t>2026-07-29</w:t>
       <w:br/>
       <w:br/>
     </w:r>

--- a/klagomål/S 3321-2022 FSC-klagomål.docx
+++ b/klagomål/S 3321-2022 FSC-klagomål.docx
@@ -746,7 +746,7 @@
     <w:r>
       <w:tab/>
       <w:tab/>
-      <w:t>2026-07-29</w:t>
+      <w:t>2026-07-30</w:t>
       <w:br/>
       <w:br/>
     </w:r>

--- a/klagomål/S 3321-2022 FSC-klagomål.docx
+++ b/klagomål/S 3321-2022 FSC-klagomål.docx
@@ -746,7 +746,7 @@
     <w:r>
       <w:tab/>
       <w:tab/>
-      <w:t>2026-07-30</w:t>
+      <w:t>2026-07-31</w:t>
       <w:br/>
       <w:br/>
     </w:r>

--- a/klagomål/S 3321-2022 FSC-klagomål.docx
+++ b/klagomål/S 3321-2022 FSC-klagomål.docx
@@ -746,7 +746,7 @@
     <w:r>
       <w:tab/>
       <w:tab/>
-      <w:t>2026-07-31</w:t>
+      <w:t>2026-08-01</w:t>
       <w:br/>
       <w:br/>
     </w:r>

--- a/klagomål/S 3321-2022 FSC-klagomål.docx
+++ b/klagomål/S 3321-2022 FSC-klagomål.docx
@@ -746,7 +746,7 @@
     <w:r>
       <w:tab/>
       <w:tab/>
-      <w:t>2026-08-01</w:t>
+      <w:t>2026-08-02</w:t>
       <w:br/>
       <w:br/>
     </w:r>

--- a/klagomål/S 3321-2022 FSC-klagomål.docx
+++ b/klagomål/S 3321-2022 FSC-klagomål.docx
@@ -746,7 +746,7 @@
     <w:r>
       <w:tab/>
       <w:tab/>
-      <w:t>2026-08-02</w:t>
+      <w:t>2026-08-03</w:t>
       <w:br/>
       <w:br/>
     </w:r>

--- a/klagomål/S 3321-2022 FSC-klagomål.docx
+++ b/klagomål/S 3321-2022 FSC-klagomål.docx
@@ -746,7 +746,7 @@
     <w:r>
       <w:tab/>
       <w:tab/>
-      <w:t>2026-08-03</w:t>
+      <w:t>2026-08-04</w:t>
       <w:br/>
       <w:br/>
     </w:r>

--- a/klagomål/S 3321-2022 FSC-klagomål.docx
+++ b/klagomål/S 3321-2022 FSC-klagomål.docx
@@ -746,7 +746,7 @@
     <w:r>
       <w:tab/>
       <w:tab/>
-      <w:t>2026-08-04</w:t>
+      <w:t>2026-08-05</w:t>
       <w:br/>
       <w:br/>
     </w:r>

--- a/klagomål/S 3321-2022 FSC-klagomål.docx
+++ b/klagomål/S 3321-2022 FSC-klagomål.docx
@@ -746,7 +746,7 @@
     <w:r>
       <w:tab/>
       <w:tab/>
-      <w:t>2026-08-05</w:t>
+      <w:t>2026-08-07</w:t>
       <w:br/>
       <w:br/>
     </w:r>

--- a/klagomål/S 3321-2022 FSC-klagomål.docx
+++ b/klagomål/S 3321-2022 FSC-klagomål.docx
@@ -746,7 +746,7 @@
     <w:r>
       <w:tab/>
       <w:tab/>
-      <w:t>2026-08-07</w:t>
+      <w:t>2026-08-08</w:t>
       <w:br/>
       <w:br/>
     </w:r>

--- a/klagomål/S 3321-2022 FSC-klagomål.docx
+++ b/klagomål/S 3321-2022 FSC-klagomål.docx
@@ -216,7 +216,7 @@
         <w:spacing w:after="240"/>
       </w:pPr>
       <w:r>
-        <w:t>Figur 1. Fyndplatser för naturvårdsarter i och inom 18 meter från samrådsanmälan. Markörer utan svart kant är placerade på fyndplatsen. Markörer med svart kant är placerade vid sidan av fyndplatsen har ett svart streck som visar fyndplatsens exakta position. Kartans mittpunktskoordinat är N 6583144, E 553504 i SWEREF 99 TM.</w:t>
+        <w:t>Figur 1. Fyndplatser för naturvårdsarter i och inom 18 meter från samrådsanmälan. Markörer utan svart kant är placerade på fyndplatsen. Markörer med svart kant är placerade vid sidan av fyndplatsen och har ett svart streck som visar fyndplatsens exakta position. Kartans mittpunktskoordinat är N 6583144, E 553504 i SWEREF 99 TM.</w:t>
       </w:r>
     </w:p>
     <w:p>
@@ -746,7 +746,7 @@
     <w:r>
       <w:tab/>
       <w:tab/>
-      <w:t>2026-08-14</w:t>
+      <w:t>2026-08-15</w:t>
       <w:br/>
       <w:br/>
     </w:r>

--- a/klagomål/S 3321-2022 FSC-klagomål.docx
+++ b/klagomål/S 3321-2022 FSC-klagomål.docx
@@ -746,7 +746,7 @@
     <w:r>
       <w:tab/>
       <w:tab/>
-      <w:t>2026-08-15</w:t>
+      <w:t>2026-08-16</w:t>
       <w:br/>
       <w:br/>
     </w:r>

--- a/klagomål/S 3321-2022 FSC-klagomål.docx
+++ b/klagomål/S 3321-2022 FSC-klagomål.docx
@@ -746,7 +746,7 @@
     <w:r>
       <w:tab/>
       <w:tab/>
-      <w:t>2026-08-16</w:t>
+      <w:t>2026-08-17</w:t>
       <w:br/>
       <w:br/>
     </w:r>

--- a/klagomål/S 3321-2022 FSC-klagomål.docx
+++ b/klagomål/S 3321-2022 FSC-klagomål.docx
@@ -746,7 +746,7 @@
     <w:r>
       <w:tab/>
       <w:tab/>
-      <w:t>2026-08-17</w:t>
+      <w:t>2026-08-18</w:t>
       <w:br/>
       <w:br/>
     </w:r>

--- a/klagomål/S 3321-2022 FSC-klagomål.docx
+++ b/klagomål/S 3321-2022 FSC-klagomål.docx
@@ -746,7 +746,7 @@
     <w:r>
       <w:tab/>
       <w:tab/>
-      <w:t>2026-08-18</w:t>
+      <w:t>2026-08-19</w:t>
       <w:br/>
       <w:br/>
     </w:r>

--- a/klagomål/S 3321-2022 FSC-klagomål.docx
+++ b/klagomål/S 3321-2022 FSC-klagomål.docx
@@ -746,7 +746,7 @@
     <w:r>
       <w:tab/>
       <w:tab/>
-      <w:t>2026-08-19</w:t>
+      <w:t>2026-08-20</w:t>
       <w:br/>
       <w:br/>
     </w:r>

--- a/klagomål/S 3321-2022 FSC-klagomål.docx
+++ b/klagomål/S 3321-2022 FSC-klagomål.docx
@@ -746,7 +746,7 @@
     <w:r>
       <w:tab/>
       <w:tab/>
-      <w:t>2026-08-20</w:t>
+      <w:t>2026-08-21</w:t>
       <w:br/>
       <w:br/>
     </w:r>

--- a/klagomål/S 3321-2022 FSC-klagomål.docx
+++ b/klagomål/S 3321-2022 FSC-klagomål.docx
@@ -746,7 +746,7 @@
     <w:r>
       <w:tab/>
       <w:tab/>
-      <w:t>2026-08-21</w:t>
+      <w:t>2026-08-22</w:t>
       <w:br/>
       <w:br/>
     </w:r>

--- a/klagomål/S 3321-2022 FSC-klagomål.docx
+++ b/klagomål/S 3321-2022 FSC-klagomål.docx
@@ -746,7 +746,7 @@
     <w:r>
       <w:tab/>
       <w:tab/>
-      <w:t>2026-08-22</w:t>
+      <w:t>2026-08-23</w:t>
       <w:br/>
       <w:br/>
     </w:r>

--- a/klagomål/S 3321-2022 FSC-klagomål.docx
+++ b/klagomål/S 3321-2022 FSC-klagomål.docx
@@ -746,7 +746,7 @@
     <w:r>
       <w:tab/>
       <w:tab/>
-      <w:t>2026-08-23</w:t>
+      <w:t>2026-08-24</w:t>
       <w:br/>
       <w:br/>
     </w:r>

--- a/klagomål/S 3321-2022 FSC-klagomål.docx
+++ b/klagomål/S 3321-2022 FSC-klagomål.docx
@@ -746,7 +746,7 @@
     <w:r>
       <w:tab/>
       <w:tab/>
-      <w:t>2026-08-24</w:t>
+      <w:t>2026-08-25</w:t>
       <w:br/>
       <w:br/>
     </w:r>

--- a/klagomål/S 3321-2022 FSC-klagomål.docx
+++ b/klagomål/S 3321-2022 FSC-klagomål.docx
@@ -221,7 +221,7 @@
     </w:p>
     <w:p>
       <w:r>
-        <w:t>I och inom 18 meter från samrådsanmälan finns fynd av 8 naturvårdsarter, varav 5 är rödlistade, 2 är fridlysta, 2 är typiska (T) och 2 är signalarter (S): ask (EN), gulvit blekspik (VU, T), hussvala (VU, §4), gullklöver (NT), pilblad (NT), brun nållav (S), fällmossa (S, T) och skogsödla (§6). Se Figur 1.</w:t>
+        <w:t>I och inom 18 meter från samrådsanmälan finns fynd av 10 naturvårdsarter, varav 7 är rödlistade, 4 är fridlysta, 2 är typiska (T) och 2 är signalarter (S): ask (EN), gulvit blekspik (VU, T), hussvala (VU, §4), gullklöver (NT), ladusvala (NT, §4), pilblad (NT), sädesärla (NT, §4), brun nållav (S), fällmossa (S, T) och skogsödla (§6). Se Figur 1.</w:t>
       </w:r>
     </w:p>
     <w:p>
@@ -431,7 +431,7 @@
         <w:rPr>
           <w:i/>
         </w:rPr>
-        <w:t>I det samrådsanmälda skogsområdet har 8 naturvårdsarter varav 5 rödlistade arter sina livsmiljöer och växtplatser.</w:t>
+        <w:t>I det samrådsanmälda skogsområdet har 10 naturvårdsarter varav 7 rödlistade arter sina livsmiljöer och växtplatser.</w:t>
       </w:r>
     </w:p>
     <w:p>
@@ -746,7 +746,7 @@
     <w:r>
       <w:tab/>
       <w:tab/>
-      <w:t>2026-08-25</w:t>
+      <w:t>2026-08-26</w:t>
       <w:br/>
       <w:br/>
     </w:r>

--- a/klagomål/S 3321-2022 FSC-klagomål.docx
+++ b/klagomål/S 3321-2022 FSC-klagomål.docx
@@ -746,7 +746,7 @@
     <w:r>
       <w:tab/>
       <w:tab/>
-      <w:t>2026-08-26</w:t>
+      <w:t>2026-08-27</w:t>
       <w:br/>
       <w:br/>
     </w:r>

--- a/klagomål/S 3321-2022 FSC-klagomål.docx
+++ b/klagomål/S 3321-2022 FSC-klagomål.docx
@@ -746,7 +746,7 @@
     <w:r>
       <w:tab/>
       <w:tab/>
-      <w:t>2026-08-27</w:t>
+      <w:t>2026-08-28</w:t>
       <w:br/>
       <w:br/>
     </w:r>

--- a/klagomål/S 3321-2022 FSC-klagomål.docx
+++ b/klagomål/S 3321-2022 FSC-klagomål.docx
@@ -746,7 +746,7 @@
     <w:r>
       <w:tab/>
       <w:tab/>
-      <w:t>2026-08-28</w:t>
+      <w:t>2026-08-29</w:t>
       <w:br/>
       <w:br/>
     </w:r>

--- a/klagomål/S 3321-2022 FSC-klagomål.docx
+++ b/klagomål/S 3321-2022 FSC-klagomål.docx
@@ -746,7 +746,7 @@
     <w:r>
       <w:tab/>
       <w:tab/>
-      <w:t>2026-08-29</w:t>
+      <w:t>2026-08-31</w:t>
       <w:br/>
       <w:br/>
     </w:r>

--- a/klagomål/S 3321-2022 FSC-klagomål.docx
+++ b/klagomål/S 3321-2022 FSC-klagomål.docx
@@ -746,7 +746,7 @@
     <w:r>
       <w:tab/>
       <w:tab/>
-      <w:t>2026-08-31</w:t>
+      <w:t>2026-09-01</w:t>
       <w:br/>
       <w:br/>
     </w:r>

--- a/klagomål/S 3321-2022 FSC-klagomål.docx
+++ b/klagomål/S 3321-2022 FSC-klagomål.docx
@@ -746,7 +746,7 @@
     <w:r>
       <w:tab/>
       <w:tab/>
-      <w:t>2026-09-01</w:t>
+      <w:t>2026-09-02</w:t>
       <w:br/>
       <w:br/>
     </w:r>

--- a/klagomål/S 3321-2022 FSC-klagomål.docx
+++ b/klagomål/S 3321-2022 FSC-klagomål.docx
@@ -746,7 +746,7 @@
     <w:r>
       <w:tab/>
       <w:tab/>
-      <w:t>2026-09-02</w:t>
+      <w:t>2026-09-03</w:t>
       <w:br/>
       <w:br/>
     </w:r>

--- a/klagomål/S 3321-2022 FSC-klagomål.docx
+++ b/klagomål/S 3321-2022 FSC-klagomål.docx
@@ -746,7 +746,7 @@
     <w:r>
       <w:tab/>
       <w:tab/>
-      <w:t>2026-09-03</w:t>
+      <w:t>2026-09-04</w:t>
       <w:br/>
       <w:br/>
     </w:r>

--- a/klagomål/S 3321-2022 FSC-klagomål.docx
+++ b/klagomål/S 3321-2022 FSC-klagomål.docx
@@ -746,7 +746,7 @@
     <w:r>
       <w:tab/>
       <w:tab/>
-      <w:t>2026-09-04</w:t>
+      <w:t>2026-09-05</w:t>
       <w:br/>
       <w:br/>
     </w:r>
